--- a/aurora/market_insights.docx
+++ b/aurora/market_insights.docx
@@ -14510,6 +14510,26 @@
           <w:sz w:val="20"/>
         </w:rPr>
         <w:t>Анализ активных объявлений конкурентов в Яндекс.Директ и используемых лид-магнитов:</w:t>
+      </w:r>
+    </w:p>
+    <w:p>
+      <w:r>
+        <w:rPr>
+          <w:rFonts w:ascii="Arial" w:hAnsi="Arial"/>
+          <w:b/>
+          <w:color w:val="2F5496"/>
+          <w:sz w:val="20"/>
+        </w:rPr>
+        <w:t xml:space="preserve"> |  🪣</w:t>
+        <w:br/>
+        <w:br/>
+        <w:t>Итоговый коэффициент потерь (Total Budget Waste): 100%</w:t>
+        <w:br/>
+        <w:br/>
+        <w:t xml:space="preserve">                        Из каждых 100 000 ₽, вложенных в маркетинг, эффективно работают только 0 000 ₽. Остальные 100 000 ₽ теряются из-за технических недоработок сайта и ошибок обработки лидов.  </w:t>
+      </w:r>
+      <w:r>
+        <w:t xml:space="preserve"> |</w:t>
       </w:r>
     </w:p>
     <w:p>

--- a/aurora/market_insights.docx
+++ b/aurora/market_insights.docx
@@ -13308,15 +13308,16 @@
         <w:tblLook w:firstColumn="1" w:firstRow="1" w:lastColumn="0" w:lastRow="0" w:noHBand="0" w:noVBand="1" w:val="04A0"/>
       </w:tblPr>
       <w:tblGrid>
-        <w:gridCol w:w="3600"/>
-        <w:gridCol w:w="3600"/>
-        <w:gridCol w:w="3600"/>
-        <w:gridCol w:w="3600"/>
+        <w:gridCol w:w="2880"/>
+        <w:gridCol w:w="2880"/>
+        <w:gridCol w:w="2880"/>
+        <w:gridCol w:w="2880"/>
+        <w:gridCol w:w="2880"/>
       </w:tblGrid>
       <w:tr>
         <w:tc>
           <w:tcPr>
-            <w:tcW w:type="dxa" w:w="2160"/>
+            <w:tcW w:type="dxa" w:w="2880"/>
             <w:shd w:fill="1B3A5C"/>
             <w:tcMar>
               <w:top w:w="80" w:type="dxa"/>
@@ -13342,7 +13343,7 @@
         </w:tc>
         <w:tc>
           <w:tcPr>
-            <w:tcW w:type="dxa" w:w="3168"/>
+            <w:tcW w:type="dxa" w:w="2880"/>
             <w:shd w:fill="1B3A5C"/>
             <w:tcMar>
               <w:top w:w="80" w:type="dxa"/>
@@ -13362,13 +13363,13 @@
                 <w:color w:val="FFFFFF"/>
                 <w:sz w:val="17"/>
               </w:rPr>
-              <w:t>Уровень соответствия рынка</w:t>
-            </w:r>
-          </w:p>
-        </w:tc>
-        <w:tc>
-          <w:tcPr>
-            <w:tcW w:type="dxa" w:w="3168"/>
+              <w:t>Статус у Аврора Владис</w:t>
+            </w:r>
+          </w:p>
+        </w:tc>
+        <w:tc>
+          <w:tcPr>
+            <w:tcW w:type="dxa" w:w="2880"/>
             <w:shd w:fill="1B3A5C"/>
             <w:tcMar>
               <w:top w:w="80" w:type="dxa"/>
@@ -13388,13 +13389,13 @@
                 <w:color w:val="FFFFFF"/>
                 <w:sz w:val="17"/>
               </w:rPr>
-              <w:t>Уязвимость</w:t>
-            </w:r>
-          </w:p>
-        </w:tc>
-        <w:tc>
-          <w:tcPr>
-            <w:tcW w:type="dxa" w:w="5904"/>
+              <w:t>Уровень соответствия рынка</w:t>
+            </w:r>
+          </w:p>
+        </w:tc>
+        <w:tc>
+          <w:tcPr>
+            <w:tcW w:type="dxa" w:w="2880"/>
             <w:shd w:fill="1B3A5C"/>
             <w:tcMar>
               <w:top w:w="80" w:type="dxa"/>
@@ -13414,7 +13415,33 @@
                 <w:color w:val="FFFFFF"/>
                 <w:sz w:val="17"/>
               </w:rPr>
-              <w:t>Защитные меры</w:t>
+              <w:t>Уязвимость / Анализ риска</w:t>
+            </w:r>
+          </w:p>
+        </w:tc>
+        <w:tc>
+          <w:tcPr>
+            <w:tcW w:type="dxa" w:w="2880"/>
+            <w:shd w:fill="1B3A5C"/>
+            <w:tcMar>
+              <w:top w:w="80" w:type="dxa"/>
+              <w:bottom w:w="80" w:type="dxa"/>
+              <w:left w:w="100" w:type="dxa"/>
+              <w:right w:w="100" w:type="dxa"/>
+            </w:tcMar>
+          </w:tcPr>
+          <w:p>
+            <w:pPr>
+              <w:jc w:val="center"/>
+            </w:pPr>
+            <w:r>
+              <w:rPr>
+                <w:rFonts w:ascii="Arial" w:hAnsi="Arial"/>
+                <w:b/>
+                <w:color w:val="FFFFFF"/>
+                <w:sz w:val="17"/>
+              </w:rPr>
+              <w:t>Защитные меры и рекомендации</w:t>
             </w:r>
           </w:p>
         </w:tc>
@@ -13422,7 +13449,7 @@
       <w:tr>
         <w:tc>
           <w:tcPr>
-            <w:tcW w:type="dxa" w:w="2160"/>
+            <w:tcW w:type="dxa" w:w="2880"/>
             <w:shd w:fill="FFFFFF"/>
             <w:tcMar>
               <w:top w:w="60" w:type="dxa"/>
@@ -13445,7 +13472,7 @@
         </w:tc>
         <w:tc>
           <w:tcPr>
-            <w:tcW w:type="dxa" w:w="3168"/>
+            <w:tcW w:type="dxa" w:w="2880"/>
             <w:shd w:fill="FFFFFF"/>
             <w:tcMar>
               <w:top w:w="60" w:type="dxa"/>
@@ -13463,13 +13490,13 @@
                 <w:color w:val="1E1E1E"/>
                 <w:sz w:val="16"/>
               </w:rPr>
-              <w:t>95% (Соответствует)</w:t>
-            </w:r>
-          </w:p>
-        </w:tc>
-        <w:tc>
-          <w:tcPr>
-            <w:tcW w:type="dxa" w:w="3168"/>
+              <w:t>✓ Безопасно (HTTPS подключен)</w:t>
+            </w:r>
+          </w:p>
+        </w:tc>
+        <w:tc>
+          <w:tcPr>
+            <w:tcW w:type="dxa" w:w="2880"/>
             <w:shd w:fill="FFFFFF"/>
             <w:tcMar>
               <w:top w:w="60" w:type="dxa"/>
@@ -13486,13 +13513,13 @@
                 <w:color w:val="1E1E1E"/>
                 <w:sz w:val="16"/>
               </w:rPr>
-              <w:t>Ошибки Mixed Content на старых страницах.</w:t>
-            </w:r>
-          </w:p>
-        </w:tc>
-        <w:tc>
-          <w:tcPr>
-            <w:tcW w:type="dxa" w:w="5904"/>
+              <w:t>95% сайтов рынка</w:t>
+            </w:r>
+          </w:p>
+        </w:tc>
+        <w:tc>
+          <w:tcPr>
+            <w:tcW w:type="dxa" w:w="2880"/>
             <w:shd w:fill="FFFFFF"/>
             <w:tcMar>
               <w:top w:w="60" w:type="dxa"/>
@@ -13509,7 +13536,30 @@
                 <w:color w:val="1E1E1E"/>
                 <w:sz w:val="16"/>
               </w:rPr>
-              <w:t>Принудительный редирект в .htaccess.</w:t>
+              <w:t>Риски отсутствуют. Сертификат действителен.</w:t>
+            </w:r>
+          </w:p>
+        </w:tc>
+        <w:tc>
+          <w:tcPr>
+            <w:tcW w:type="dxa" w:w="2880"/>
+            <w:shd w:fill="FFFFFF"/>
+            <w:tcMar>
+              <w:top w:w="60" w:type="dxa"/>
+              <w:bottom w:w="60" w:type="dxa"/>
+              <w:left w:w="80" w:type="dxa"/>
+              <w:right w:w="80" w:type="dxa"/>
+            </w:tcMar>
+          </w:tcPr>
+          <w:p>
+            <w:r/>
+            <w:r>
+              <w:rPr>
+                <w:rFonts w:ascii="Arial" w:hAnsi="Arial"/>
+                <w:color w:val="1E1E1E"/>
+                <w:sz w:val="16"/>
+              </w:rPr>
+              <w:t>Автопродление настроено корректно. Регулярный аудит раз в год.</w:t>
             </w:r>
           </w:p>
         </w:tc>
@@ -13517,7 +13567,7 @@
       <w:tr>
         <w:tc>
           <w:tcPr>
-            <w:tcW w:type="dxa" w:w="2160"/>
+            <w:tcW w:type="dxa" w:w="2880"/>
             <w:shd w:fill="F0F4FA"/>
             <w:tcMar>
               <w:top w:w="60" w:type="dxa"/>
@@ -13540,7 +13590,7 @@
         </w:tc>
         <w:tc>
           <w:tcPr>
-            <w:tcW w:type="dxa" w:w="3168"/>
+            <w:tcW w:type="dxa" w:w="2880"/>
             <w:shd w:fill="F0F4FA"/>
             <w:tcMar>
               <w:top w:w="60" w:type="dxa"/>
@@ -13558,13 +13608,13 @@
                 <w:color w:val="1E1E1E"/>
                 <w:sz w:val="16"/>
               </w:rPr>
-              <w:t>15% (Низкий уровень)</w:t>
-            </w:r>
-          </w:p>
-        </w:tc>
-        <w:tc>
-          <w:tcPr>
-            <w:tcW w:type="dxa" w:w="3168"/>
+              <w:t>✓ Защищен (Высокий уровень)</w:t>
+            </w:r>
+          </w:p>
+        </w:tc>
+        <w:tc>
+          <w:tcPr>
+            <w:tcW w:type="dxa" w:w="2880"/>
             <w:shd w:fill="F0F4FA"/>
             <w:tcMar>
               <w:top w:w="60" w:type="dxa"/>
@@ -13581,13 +13631,13 @@
                 <w:color w:val="1E1E1E"/>
                 <w:sz w:val="16"/>
               </w:rPr>
-              <w:t>Сайты падают при простейших нагрузках.</w:t>
-            </w:r>
-          </w:p>
-        </w:tc>
-        <w:tc>
-          <w:tcPr>
-            <w:tcW w:type="dxa" w:w="5904"/>
+              <w:t>15% сайтов рынка</w:t>
+            </w:r>
+          </w:p>
+        </w:tc>
+        <w:tc>
+          <w:tcPr>
+            <w:tcW w:type="dxa" w:w="2880"/>
             <w:shd w:fill="F0F4FA"/>
             <w:tcMar>
               <w:top w:w="60" w:type="dxa"/>
@@ -13604,7 +13654,148 @@
                 <w:color w:val="1E1E1E"/>
                 <w:sz w:val="16"/>
               </w:rPr>
-              <w:t>Подключение бесплатного тарифа Cloudflare.</w:t>
+              <w:t>Защита активна. Риск падения сайта минимален.</w:t>
+            </w:r>
+          </w:p>
+        </w:tc>
+        <w:tc>
+          <w:tcPr>
+            <w:tcW w:type="dxa" w:w="2880"/>
+            <w:shd w:fill="F0F4FA"/>
+            <w:tcMar>
+              <w:top w:w="60" w:type="dxa"/>
+              <w:bottom w:w="60" w:type="dxa"/>
+              <w:left w:w="80" w:type="dxa"/>
+              <w:right w:w="80" w:type="dxa"/>
+            </w:tcMar>
+          </w:tcPr>
+          <w:p>
+            <w:r/>
+            <w:r>
+              <w:rPr>
+                <w:rFonts w:ascii="Arial" w:hAnsi="Arial"/>
+                <w:color w:val="1E1E1E"/>
+                <w:sz w:val="16"/>
+              </w:rPr>
+              <w:t>Рекомендуется мониторинг пиковых всплесков мусорного трафика.</w:t>
+            </w:r>
+          </w:p>
+        </w:tc>
+      </w:tr>
+      <w:tr>
+        <w:tc>
+          <w:tcPr>
+            <w:tcW w:type="dxa" w:w="2880"/>
+            <w:shd w:fill="FFFFFF"/>
+            <w:tcMar>
+              <w:top w:w="60" w:type="dxa"/>
+              <w:bottom w:w="60" w:type="dxa"/>
+              <w:left w:w="80" w:type="dxa"/>
+              <w:right w:w="80" w:type="dxa"/>
+            </w:tcMar>
+          </w:tcPr>
+          <w:p>
+            <w:r/>
+            <w:r>
+              <w:rPr>
+                <w:rFonts w:ascii="Arial" w:hAnsi="Arial"/>
+                <w:color w:val="1E1E1E"/>
+                <w:sz w:val="16"/>
+              </w:rPr>
+              <w:t>Защита персональных данных (152-ФЗ)</w:t>
+            </w:r>
+          </w:p>
+        </w:tc>
+        <w:tc>
+          <w:tcPr>
+            <w:tcW w:type="dxa" w:w="2880"/>
+            <w:shd w:fill="FFFFFF"/>
+            <w:tcMar>
+              <w:top w:w="60" w:type="dxa"/>
+              <w:bottom w:w="60" w:type="dxa"/>
+              <w:left w:w="80" w:type="dxa"/>
+              <w:right w:w="80" w:type="dxa"/>
+            </w:tcMar>
+          </w:tcPr>
+          <w:p>
+            <w:r/>
+            <w:r>
+              <w:rPr>
+                <w:rFonts w:ascii="Arial" w:hAnsi="Arial"/>
+                <w:b/>
+                <w:color w:val="1E1E1E"/>
+                <w:sz w:val="16"/>
+              </w:rPr>
+              <w:t>✓ Соответствует</w:t>
+            </w:r>
+          </w:p>
+        </w:tc>
+        <w:tc>
+          <w:tcPr>
+            <w:tcW w:type="dxa" w:w="2880"/>
+            <w:shd w:fill="FFFFFF"/>
+            <w:tcMar>
+              <w:top w:w="60" w:type="dxa"/>
+              <w:bottom w:w="60" w:type="dxa"/>
+              <w:left w:w="80" w:type="dxa"/>
+              <w:right w:w="80" w:type="dxa"/>
+            </w:tcMar>
+          </w:tcPr>
+          <w:p>
+            <w:r/>
+            <w:r>
+              <w:rPr>
+                <w:rFonts w:ascii="Arial" w:hAnsi="Arial"/>
+                <w:color w:val="1E1E1E"/>
+                <w:sz w:val="16"/>
+              </w:rPr>
+              <w:t>35% сайтов рынка</w:t>
+            </w:r>
+          </w:p>
+        </w:tc>
+        <w:tc>
+          <w:tcPr>
+            <w:tcW w:type="dxa" w:w="2880"/>
+            <w:shd w:fill="FFFFFF"/>
+            <w:tcMar>
+              <w:top w:w="60" w:type="dxa"/>
+              <w:bottom w:w="60" w:type="dxa"/>
+              <w:left w:w="80" w:type="dxa"/>
+              <w:right w:w="80" w:type="dxa"/>
+            </w:tcMar>
+          </w:tcPr>
+          <w:p>
+            <w:r/>
+            <w:r>
+              <w:rPr>
+                <w:rFonts w:ascii="Arial" w:hAnsi="Arial"/>
+                <w:color w:val="1E1E1E"/>
+                <w:sz w:val="16"/>
+              </w:rPr>
+              <w:t>Все формы сбора лидов содержат ссылку на политику конфиденциальности.</w:t>
+            </w:r>
+          </w:p>
+        </w:tc>
+        <w:tc>
+          <w:tcPr>
+            <w:tcW w:type="dxa" w:w="2880"/>
+            <w:shd w:fill="FFFFFF"/>
+            <w:tcMar>
+              <w:top w:w="60" w:type="dxa"/>
+              <w:bottom w:w="60" w:type="dxa"/>
+              <w:left w:w="80" w:type="dxa"/>
+              <w:right w:w="80" w:type="dxa"/>
+            </w:tcMar>
+          </w:tcPr>
+          <w:p>
+            <w:r/>
+            <w:r>
+              <w:rPr>
+                <w:rFonts w:ascii="Arial" w:hAnsi="Arial"/>
+                <w:color w:val="1E1E1E"/>
+                <w:sz w:val="16"/>
+              </w:rPr>
+              <w:t>Своевременно обновлять ссылки при переносе форм на новые платформы.</w:t>
             </w:r>
           </w:p>
         </w:tc>

--- a/aurora/market_insights.docx
+++ b/aurora/market_insights.docx
@@ -27,7 +27,7 @@
           <w:color w:val="808080"/>
           <w:sz w:val="24"/>
         </w:rPr>
-        <w:t>г. Магнитогорск • ТОП-32 компаний • Отчет системы РАДАР • 2026</w:t>
+        <w:t>г. Магнитогорск • ТОП-31 компаний • Отчет системы РАДАР • 2026</w:t>
       </w:r>
     </w:p>
     <w:p>
@@ -66,7 +66,7 @@
           <w:color w:val="2F5496"/>
           <w:sz w:val="20"/>
         </w:rPr>
-        <w:t xml:space="preserve"> |  32 участников в базе  </w:t>
+        <w:t xml:space="preserve"> |  31 участников в базе  </w:t>
       </w:r>
       <w:r>
         <w:rPr>
@@ -1259,7 +1259,7 @@
                 <w:color w:val="1E1E1E"/>
                 <w:sz w:val="16"/>
               </w:rPr>
-              <w:t>ВладисИндекс силы: 94.0/100vladis.ru</w:t>
+              <w:t>Самолет ПлюсИндекс силы: 92.0/100samoletplus.ru</w:t>
             </w:r>
           </w:p>
         </w:tc>
@@ -1282,7 +1282,7 @@
                 <w:color w:val="1E1E1E"/>
                 <w:sz w:val="16"/>
               </w:rPr>
-              <w:t>2017 / ИП</w:t>
+              <w:t>2005 / ИП</w:t>
             </w:r>
           </w:p>
         </w:tc>
@@ -1305,7 +1305,7 @@
                 <w:color w:val="1E1E1E"/>
                 <w:sz w:val="16"/>
               </w:rPr>
-              <w:t>~79.0 млн / 13.9 млн</w:t>
+              <w:t>~112.5 млн / 20.2 млн</w:t>
             </w:r>
           </w:p>
         </w:tc>
@@ -1328,7 +1328,7 @@
                 <w:color w:val="1E1E1E"/>
                 <w:sz w:val="16"/>
               </w:rPr>
-              <w:t>25 чел.</w:t>
+              <w:t>41 чел.</w:t>
             </w:r>
           </w:p>
         </w:tc>
@@ -1607,7 +1607,7 @@
                 <w:color w:val="1E1E1E"/>
                 <w:sz w:val="16"/>
               </w:rPr>
-              <w:t>Самолет ПлюсИндекс силы: 92.0/100samoletplus.ru</w:t>
+              <w:t>ПремьераИндекс силы: 90.0/100an-premera.ru</w:t>
             </w:r>
           </w:p>
         </w:tc>
@@ -1630,7 +1630,7 @@
                 <w:color w:val="1E1E1E"/>
                 <w:sz w:val="16"/>
               </w:rPr>
-              <w:t>2005 / ИП</w:t>
+              <w:t>2015 / ИП</w:t>
             </w:r>
           </w:p>
         </w:tc>
@@ -1653,7 +1653,7 @@
                 <w:color w:val="1E1E1E"/>
                 <w:sz w:val="16"/>
               </w:rPr>
-              <w:t>~112.5 млн / 20.2 млн</w:t>
+              <w:t>~63.1 млн / 9.8 млн</w:t>
             </w:r>
           </w:p>
         </w:tc>
@@ -1676,7 +1676,7 @@
                 <w:color w:val="1E1E1E"/>
                 <w:sz w:val="16"/>
               </w:rPr>
-              <w:t>41 чел.</w:t>
+              <w:t>25 чел.</w:t>
             </w:r>
           </w:p>
         </w:tc>
@@ -1837,7 +1837,7 @@
                 <w:color w:val="1E1E1E"/>
                 <w:sz w:val="16"/>
               </w:rPr>
-              <w:t>NPS: Очень высокий(4.9★)</w:t>
+              <w:t>NPS: Очень высокий(4.7★)</w:t>
             </w:r>
           </w:p>
         </w:tc>
@@ -1955,7 +1955,7 @@
                 <w:color w:val="1E1E1E"/>
                 <w:sz w:val="16"/>
               </w:rPr>
-              <w:t>ПремьераИндекс силы: 90.0/100an-premera.ru</w:t>
+              <w:t>Статус-МИндекс силы: 87.0/100status-m174.ru</w:t>
             </w:r>
           </w:p>
         </w:tc>
@@ -1978,7 +1978,7 @@
                 <w:color w:val="1E1E1E"/>
                 <w:sz w:val="16"/>
               </w:rPr>
-              <w:t>2015 / ИП</w:t>
+              <w:t>2019 / ООО</w:t>
             </w:r>
           </w:p>
         </w:tc>
@@ -2001,7 +2001,7 @@
                 <w:color w:val="1E1E1E"/>
                 <w:sz w:val="16"/>
               </w:rPr>
-              <w:t>~63.1 млн / 9.8 млн</w:t>
+              <w:t>~78.5 млн / 15.2 млн</w:t>
             </w:r>
           </w:p>
         </w:tc>
@@ -2185,7 +2185,7 @@
                 <w:color w:val="1E1E1E"/>
                 <w:sz w:val="16"/>
               </w:rPr>
-              <w:t>NPS: Очень высокий(4.7★)</w:t>
+              <w:t>NPS: Очень высокий(5.0★)</w:t>
             </w:r>
           </w:p>
         </w:tc>
@@ -2303,7 +2303,7 @@
                 <w:color w:val="1E1E1E"/>
                 <w:sz w:val="16"/>
               </w:rPr>
-              <w:t>Статус-МИндекс силы: 87.0/100status-m174.ru</w:t>
+              <w:t>ЕдинствоИндекс силы: 87.0/100edinstvo-m.ru</w:t>
             </w:r>
           </w:p>
         </w:tc>
@@ -2326,7 +2326,7 @@
                 <w:color w:val="1E1E1E"/>
                 <w:sz w:val="16"/>
               </w:rPr>
-              <w:t>2019 / ООО</w:t>
+              <w:t>1996 / ИП</w:t>
             </w:r>
           </w:p>
         </w:tc>
@@ -2349,7 +2349,7 @@
                 <w:color w:val="1E1E1E"/>
                 <w:sz w:val="16"/>
               </w:rPr>
-              <w:t>~78.5 млн / 15.2 млн</w:t>
+              <w:t>~123.2 млн / 25.6 млн</w:t>
             </w:r>
           </w:p>
         </w:tc>
@@ -2372,7 +2372,7 @@
                 <w:color w:val="1E1E1E"/>
                 <w:sz w:val="16"/>
               </w:rPr>
-              <w:t>25 чел.</w:t>
+              <w:t>56 чел.</w:t>
             </w:r>
           </w:p>
         </w:tc>
@@ -2533,7 +2533,7 @@
                 <w:color w:val="1E1E1E"/>
                 <w:sz w:val="16"/>
               </w:rPr>
-              <w:t>NPS: Очень высокий(5.0★)</w:t>
+              <w:t>NPS: Очень высокий(4.9★)</w:t>
             </w:r>
           </w:p>
         </w:tc>
@@ -2651,7 +2651,7 @@
                 <w:color w:val="1E1E1E"/>
                 <w:sz w:val="16"/>
               </w:rPr>
-              <w:t>ЕдинствоИндекс силы: 87.0/100edinstvo-m.ru</w:t>
+              <w:t>КовчегИндекс силы: 87.0/100kovcheg-m.ru</w:t>
             </w:r>
           </w:p>
         </w:tc>
@@ -2674,7 +2674,7 @@
                 <w:color w:val="1E1E1E"/>
                 <w:sz w:val="16"/>
               </w:rPr>
-              <w:t>1996 / ИП</w:t>
+              <w:t>2019 / ООО</w:t>
             </w:r>
           </w:p>
         </w:tc>
@@ -2697,7 +2697,7 @@
                 <w:color w:val="1E1E1E"/>
                 <w:sz w:val="16"/>
               </w:rPr>
-              <w:t>~123.2 млн / 25.6 млн</w:t>
+              <w:t>~93.6 млн / 17.4 млн</w:t>
             </w:r>
           </w:p>
         </w:tc>
@@ -2720,7 +2720,7 @@
                 <w:color w:val="1E1E1E"/>
                 <w:sz w:val="16"/>
               </w:rPr>
-              <w:t>56 чел.</w:t>
+              <w:t>23 чел.</w:t>
             </w:r>
           </w:p>
         </w:tc>
@@ -2881,7 +2881,7 @@
                 <w:color w:val="1E1E1E"/>
                 <w:sz w:val="16"/>
               </w:rPr>
-              <w:t>NPS: Очень высокий(4.9★)</w:t>
+              <w:t>NPS: Очень высокий(4.6★)</w:t>
             </w:r>
           </w:p>
         </w:tc>
@@ -2999,7 +2999,7 @@
                 <w:color w:val="1E1E1E"/>
                 <w:sz w:val="16"/>
               </w:rPr>
-              <w:t>КовчегИндекс силы: 87.0/100kovcheg-m.ru</w:t>
+              <w:t>ВизитИндекс силы: 87.0/100an-vizit.ru</w:t>
             </w:r>
           </w:p>
         </w:tc>
@@ -3022,7 +3022,7 @@
                 <w:color w:val="1E1E1E"/>
                 <w:sz w:val="16"/>
               </w:rPr>
-              <w:t>2019 / ООО</w:t>
+              <w:t>1997 / ИП</w:t>
             </w:r>
           </w:p>
         </w:tc>
@@ -3045,7 +3045,7 @@
                 <w:color w:val="1E1E1E"/>
                 <w:sz w:val="16"/>
               </w:rPr>
-              <w:t>~93.6 млн / 17.4 млн</w:t>
+              <w:t>~111.8 млн / 23.9 млн</w:t>
             </w:r>
           </w:p>
         </w:tc>
@@ -3068,7 +3068,7 @@
                 <w:color w:val="1E1E1E"/>
                 <w:sz w:val="16"/>
               </w:rPr>
-              <w:t>23 чел.</w:t>
+              <w:t>55 чел.</w:t>
             </w:r>
           </w:p>
         </w:tc>
@@ -3229,7 +3229,7 @@
                 <w:color w:val="1E1E1E"/>
                 <w:sz w:val="16"/>
               </w:rPr>
-              <w:t>NPS: Очень высокий(4.6★)</w:t>
+              <w:t>NPS: Очень высокий(4.8★)</w:t>
             </w:r>
           </w:p>
         </w:tc>
@@ -3347,7 +3347,7 @@
                 <w:color w:val="1E1E1E"/>
                 <w:sz w:val="16"/>
               </w:rPr>
-              <w:t>ВизитИндекс силы: 87.0/100an-vizit.ru</w:t>
+              <w:t>Новый домИндекс силы: 87.0/100novydom-m.ru</w:t>
             </w:r>
           </w:p>
         </w:tc>
@@ -3370,7 +3370,7 @@
                 <w:color w:val="1E1E1E"/>
                 <w:sz w:val="16"/>
               </w:rPr>
-              <w:t>1997 / ИП</w:t>
+              <w:t>2019 / ООО</w:t>
             </w:r>
           </w:p>
         </w:tc>
@@ -3393,7 +3393,7 @@
                 <w:color w:val="1E1E1E"/>
                 <w:sz w:val="16"/>
               </w:rPr>
-              <w:t>~111.8 млн / 23.9 млн</w:t>
+              <w:t>~78.5 млн / 15.2 млн</w:t>
             </w:r>
           </w:p>
         </w:tc>
@@ -3416,7 +3416,7 @@
                 <w:color w:val="1E1E1E"/>
                 <w:sz w:val="16"/>
               </w:rPr>
-              <w:t>55 чел.</w:t>
+              <w:t>25 чел.</w:t>
             </w:r>
           </w:p>
         </w:tc>
@@ -3577,7 +3577,7 @@
                 <w:color w:val="1E1E1E"/>
                 <w:sz w:val="16"/>
               </w:rPr>
-              <w:t>NPS: Очень высокий(4.8★)</w:t>
+              <w:t>NPS: Очень высокий(5.0★)</w:t>
             </w:r>
           </w:p>
         </w:tc>
@@ -3695,7 +3695,7 @@
                 <w:color w:val="1E1E1E"/>
                 <w:sz w:val="16"/>
               </w:rPr>
-              <w:t>Новый домИндекс силы: 87.0/100novydom-m.ru</w:t>
+              <w:t>Агентство 21Индекс силы: 87.0/100an21.ru</w:t>
             </w:r>
           </w:p>
         </w:tc>
@@ -3718,7 +3718,7 @@
                 <w:color w:val="1E1E1E"/>
                 <w:sz w:val="16"/>
               </w:rPr>
-              <w:t>2019 / ООО</w:t>
+              <w:t>2018 / ИП</w:t>
             </w:r>
           </w:p>
         </w:tc>
@@ -3741,7 +3741,7 @@
                 <w:color w:val="1E1E1E"/>
                 <w:sz w:val="16"/>
               </w:rPr>
-              <w:t>~78.5 млн / 15.2 млн</w:t>
+              <w:t>~89.1 млн / 16.0 млн</w:t>
             </w:r>
           </w:p>
         </w:tc>
@@ -3764,7 +3764,7 @@
                 <w:color w:val="1E1E1E"/>
                 <w:sz w:val="16"/>
               </w:rPr>
-              <w:t>25 чел.</w:t>
+              <w:t>24 чел.</w:t>
             </w:r>
           </w:p>
         </w:tc>
@@ -3925,7 +3925,7 @@
                 <w:color w:val="1E1E1E"/>
                 <w:sz w:val="16"/>
               </w:rPr>
-              <w:t>NPS: Очень высокий(5.0★)</w:t>
+              <w:t>NPS: Очень высокий(4.7★)</w:t>
             </w:r>
           </w:p>
         </w:tc>
@@ -4043,7 +4043,7 @@
                 <w:color w:val="1E1E1E"/>
                 <w:sz w:val="16"/>
               </w:rPr>
-              <w:t>Агентство 21Индекс силы: 87.0/100an21.ru</w:t>
+              <w:t>ИсторияИндекс силы: 87.0/100istoria-m.ru</w:t>
             </w:r>
           </w:p>
         </w:tc>
@@ -4066,7 +4066,7 @@
                 <w:color w:val="1E1E1E"/>
                 <w:sz w:val="16"/>
               </w:rPr>
-              <w:t>2018 / ИП</w:t>
+              <w:t>1997 / ИП</w:t>
             </w:r>
           </w:p>
         </w:tc>
@@ -4089,7 +4089,7 @@
                 <w:color w:val="1E1E1E"/>
                 <w:sz w:val="16"/>
               </w:rPr>
-              <w:t>~89.1 млн / 16.0 млн</w:t>
+              <w:t>~124.9 млн / 27.2 млн</w:t>
             </w:r>
           </w:p>
         </w:tc>
@@ -4112,7 +4112,7 @@
                 <w:color w:val="1E1E1E"/>
                 <w:sz w:val="16"/>
               </w:rPr>
-              <w:t>24 чел.</w:t>
+              <w:t>56 чел.</w:t>
             </w:r>
           </w:p>
         </w:tc>
@@ -4273,7 +4273,7 @@
                 <w:color w:val="1E1E1E"/>
                 <w:sz w:val="16"/>
               </w:rPr>
-              <w:t>NPS: Очень высокий(4.7★)</w:t>
+              <w:t>NPS: Очень высокий(5.0★)</w:t>
             </w:r>
           </w:p>
         </w:tc>
@@ -4391,7 +4391,7 @@
                 <w:color w:val="1E1E1E"/>
                 <w:sz w:val="16"/>
               </w:rPr>
-              <w:t>ИсторияИндекс силы: 87.0/100istoria-m.ru</w:t>
+              <w:t>МагдомИндекс силы: 82.0/100magdom174.ru</w:t>
             </w:r>
           </w:p>
         </w:tc>
@@ -4414,7 +4414,7 @@
                 <w:color w:val="1E1E1E"/>
                 <w:sz w:val="16"/>
               </w:rPr>
-              <w:t>1997 / ИП</w:t>
+              <w:t>2013 / ООО</w:t>
             </w:r>
           </w:p>
         </w:tc>
@@ -4437,7 +4437,7 @@
                 <w:color w:val="1E1E1E"/>
                 <w:sz w:val="16"/>
               </w:rPr>
-              <w:t>~124.9 млн / 27.2 млн</w:t>
+              <w:t>~100.9 млн / 19.4 млн</w:t>
             </w:r>
           </w:p>
         </w:tc>
@@ -4460,7 +4460,7 @@
                 <w:color w:val="1E1E1E"/>
                 <w:sz w:val="16"/>
               </w:rPr>
-              <w:t>56 чел.</w:t>
+              <w:t>37 чел.</w:t>
             </w:r>
           </w:p>
         </w:tc>
@@ -4621,7 +4621,7 @@
                 <w:color w:val="1E1E1E"/>
                 <w:sz w:val="16"/>
               </w:rPr>
-              <w:t>NPS: Очень высокий(5.0★)</w:t>
+              <w:t>NPS: Очень высокий(4.8★)</w:t>
             </w:r>
           </w:p>
         </w:tc>
@@ -4739,7 +4739,7 @@
                 <w:color w:val="1E1E1E"/>
                 <w:sz w:val="16"/>
               </w:rPr>
-              <w:t>МагдомИндекс силы: 82.0/100magdom174.ru</w:t>
+              <w:t>Перспектива24Индекс силы: 78.0/100perspektiva24.ru</w:t>
             </w:r>
           </w:p>
         </w:tc>
@@ -4762,7 +4762,7 @@
                 <w:color w:val="1E1E1E"/>
                 <w:sz w:val="16"/>
               </w:rPr>
-              <w:t>2013 / ООО</w:t>
+              <w:t>2017 / ИП</w:t>
             </w:r>
           </w:p>
         </w:tc>
@@ -4785,7 +4785,7 @@
                 <w:color w:val="1E1E1E"/>
                 <w:sz w:val="16"/>
               </w:rPr>
-              <w:t>~100.9 млн / 19.4 млн</w:t>
+              <w:t>~57.3 млн / 9.1 млн</w:t>
             </w:r>
           </w:p>
         </w:tc>
@@ -4808,7 +4808,7 @@
                 <w:color w:val="1E1E1E"/>
                 <w:sz w:val="16"/>
               </w:rPr>
-              <w:t>37 чел.</w:t>
+              <w:t>21 чел.</w:t>
             </w:r>
           </w:p>
         </w:tc>
@@ -4969,7 +4969,7 @@
                 <w:color w:val="1E1E1E"/>
                 <w:sz w:val="16"/>
               </w:rPr>
-              <w:t>NPS: Очень высокий(4.8★)</w:t>
+              <w:t>NPS: Нейтральный(4.0★)</w:t>
             </w:r>
           </w:p>
         </w:tc>
@@ -5087,7 +5087,7 @@
                 <w:color w:val="1E1E1E"/>
                 <w:sz w:val="16"/>
               </w:rPr>
-              <w:t>Перспектива24Индекс силы: 78.0/100perspektiva24.ru</w:t>
+              <w:t>ЖилфондИндекс силы: 78.0/100jilfond.ru</w:t>
             </w:r>
           </w:p>
         </w:tc>
@@ -5110,7 +5110,7 @@
                 <w:color w:val="1E1E1E"/>
                 <w:sz w:val="16"/>
               </w:rPr>
-              <w:t>2017 / ИП</w:t>
+              <w:t>2016 / ООО</w:t>
             </w:r>
           </w:p>
         </w:tc>
@@ -5133,7 +5133,7 @@
                 <w:color w:val="1E1E1E"/>
                 <w:sz w:val="16"/>
               </w:rPr>
-              <w:t>~57.3 млн / 9.1 млн</w:t>
+              <w:t>~62.8 млн / 9.4 млн</w:t>
             </w:r>
           </w:p>
         </w:tc>
@@ -5435,7 +5435,7 @@
                 <w:color w:val="1E1E1E"/>
                 <w:sz w:val="16"/>
               </w:rPr>
-              <w:t>ЖилфондИндекс силы: 78.0/100jilfond.ru</w:t>
+              <w:t>ФорумИндекс силы: 77.5/100an-forum.ru</w:t>
             </w:r>
           </w:p>
         </w:tc>
@@ -5458,7 +5458,7 @@
                 <w:color w:val="1E1E1E"/>
                 <w:sz w:val="16"/>
               </w:rPr>
-              <w:t>2016 / ООО</w:t>
+              <w:t>2004 / ООО</w:t>
             </w:r>
           </w:p>
         </w:tc>
@@ -5481,7 +5481,7 @@
                 <w:color w:val="1E1E1E"/>
                 <w:sz w:val="16"/>
               </w:rPr>
-              <w:t>~62.8 млн / 9.4 млн</w:t>
+              <w:t>~148.3 млн / 31.7 млн</w:t>
             </w:r>
           </w:p>
         </w:tc>
@@ -5504,7 +5504,7 @@
                 <w:color w:val="1E1E1E"/>
                 <w:sz w:val="16"/>
               </w:rPr>
-              <w:t>21 чел.</w:t>
+              <w:t>50 чел.</w:t>
             </w:r>
           </w:p>
         </w:tc>
@@ -5665,7 +5665,7 @@
                 <w:color w:val="1E1E1E"/>
                 <w:sz w:val="16"/>
               </w:rPr>
-              <w:t>NPS: Нейтральный(4.0★)</w:t>
+              <w:t>NPS: Очень высокий(4.5★)</w:t>
             </w:r>
           </w:p>
         </w:tc>
@@ -5783,7 +5783,7 @@
                 <w:color w:val="1E1E1E"/>
                 <w:sz w:val="16"/>
               </w:rPr>
-              <w:t>ФорумИндекс силы: 77.5/100an-forum.ru</w:t>
+              <w:t>АвторитетИндекс силы: 74.5/100an-avtoritet.ru</w:t>
             </w:r>
           </w:p>
         </w:tc>
@@ -5806,7 +5806,7 @@
                 <w:color w:val="1E1E1E"/>
                 <w:sz w:val="16"/>
               </w:rPr>
-              <w:t>2004 / ООО</w:t>
+              <w:t>2002 / ИП</w:t>
             </w:r>
           </w:p>
         </w:tc>
@@ -5829,7 +5829,7 @@
                 <w:color w:val="1E1E1E"/>
                 <w:sz w:val="16"/>
               </w:rPr>
-              <w:t>~148.3 млн / 31.7 млн</w:t>
+              <w:t>~138.7 млн / 26.9 млн</w:t>
             </w:r>
           </w:p>
         </w:tc>
@@ -6013,7 +6013,7 @@
                 <w:color w:val="1E1E1E"/>
                 <w:sz w:val="16"/>
               </w:rPr>
-              <w:t>NPS: Очень высокий(4.5★)</w:t>
+              <w:t>NPS: Высокий(4.3★)</w:t>
             </w:r>
           </w:p>
         </w:tc>
@@ -6131,7 +6131,7 @@
                 <w:color w:val="1E1E1E"/>
                 <w:sz w:val="16"/>
               </w:rPr>
-              <w:t>АвторитетИндекс силы: 74.5/100an-avtoritet.ru</w:t>
+              <w:t>Недвижка.руИндекс силы: 70.0/100nedvizhka.ru</w:t>
             </w:r>
           </w:p>
         </w:tc>
@@ -6154,7 +6154,7 @@
                 <w:color w:val="1E1E1E"/>
                 <w:sz w:val="16"/>
               </w:rPr>
-              <w:t>2002 / ИП</w:t>
+              <w:t>2019 / ООО</w:t>
             </w:r>
           </w:p>
         </w:tc>
@@ -6177,7 +6177,7 @@
                 <w:color w:val="1E1E1E"/>
                 <w:sz w:val="16"/>
               </w:rPr>
-              <w:t>~138.7 млн / 26.9 млн</w:t>
+              <w:t>~75.2 млн / 13.1 млн</w:t>
             </w:r>
           </w:p>
         </w:tc>
@@ -6200,7 +6200,7 @@
                 <w:color w:val="1E1E1E"/>
                 <w:sz w:val="16"/>
               </w:rPr>
-              <w:t>50 чел.</w:t>
+              <w:t>20 чел.</w:t>
             </w:r>
           </w:p>
         </w:tc>
@@ -6361,7 +6361,7 @@
                 <w:color w:val="1E1E1E"/>
                 <w:sz w:val="16"/>
               </w:rPr>
-              <w:t>NPS: Высокий(4.3★)</w:t>
+              <w:t>NPS: Нейтральный(4.0★)</w:t>
             </w:r>
           </w:p>
         </w:tc>
@@ -6479,7 +6479,7 @@
                 <w:color w:val="1E1E1E"/>
                 <w:sz w:val="16"/>
               </w:rPr>
-              <w:t>Недвижка.руИндекс силы: 70.0/100nedvizhka.ru</w:t>
+              <w:t>ДДА РиалИндекс силы: 70.0/100dda-real.ru</w:t>
             </w:r>
           </w:p>
         </w:tc>
@@ -6502,7 +6502,7 @@
                 <w:color w:val="1E1E1E"/>
                 <w:sz w:val="16"/>
               </w:rPr>
-              <w:t>2019 / ООО</w:t>
+              <w:t>2017 / ИП</w:t>
             </w:r>
           </w:p>
         </w:tc>
@@ -6525,7 +6525,7 @@
                 <w:color w:val="1E1E1E"/>
                 <w:sz w:val="16"/>
               </w:rPr>
-              <w:t>~75.2 млн / 13.1 млн</w:t>
+              <w:t>~63.2 млн / 10.0 млн</w:t>
             </w:r>
           </w:p>
         </w:tc>
@@ -6548,7 +6548,7 @@
                 <w:color w:val="1E1E1E"/>
                 <w:sz w:val="16"/>
               </w:rPr>
-              <w:t>20 чел.</w:t>
+              <w:t>21 чел.</w:t>
             </w:r>
           </w:p>
         </w:tc>
@@ -6827,7 +6827,7 @@
                 <w:color w:val="1E1E1E"/>
                 <w:sz w:val="16"/>
               </w:rPr>
-              <w:t>ДДА РиалИндекс силы: 70.0/100dda-real.ru</w:t>
+              <w:t>МегаполисИндекс силы: 70.0/100megapolis-m.ru</w:t>
             </w:r>
           </w:p>
         </w:tc>
@@ -6850,7 +6850,7 @@
                 <w:color w:val="1E1E1E"/>
                 <w:sz w:val="16"/>
               </w:rPr>
-              <w:t>2017 / ИП</w:t>
+              <w:t>2019 / ООО</w:t>
             </w:r>
           </w:p>
         </w:tc>
@@ -6873,7 +6873,7 @@
                 <w:color w:val="1E1E1E"/>
                 <w:sz w:val="16"/>
               </w:rPr>
-              <w:t>~63.2 млн / 10.0 млн</w:t>
+              <w:t>~71.8 млн / 12.5 млн</w:t>
             </w:r>
           </w:p>
         </w:tc>
@@ -6896,7 +6896,7 @@
                 <w:color w:val="1E1E1E"/>
                 <w:sz w:val="16"/>
               </w:rPr>
-              <w:t>21 чел.</w:t>
+              <w:t>20 чел.</w:t>
             </w:r>
           </w:p>
         </w:tc>
@@ -7175,7 +7175,7 @@
                 <w:color w:val="1E1E1E"/>
                 <w:sz w:val="16"/>
               </w:rPr>
-              <w:t>МегаполисИндекс силы: 70.0/100megapolis-m.ru</w:t>
+              <w:t>ЭтажиИндекс силы: 68.0/100etagi.com</w:t>
             </w:r>
           </w:p>
         </w:tc>
@@ -7198,7 +7198,7 @@
                 <w:color w:val="1E1E1E"/>
                 <w:sz w:val="16"/>
               </w:rPr>
-              <w:t>2019 / ООО</w:t>
+              <w:t>2020 / ИП</w:t>
             </w:r>
           </w:p>
         </w:tc>
@@ -7221,7 +7221,7 @@
                 <w:color w:val="1E1E1E"/>
                 <w:sz w:val="16"/>
               </w:rPr>
-              <w:t>~71.8 млн / 12.5 млн</w:t>
+              <w:t>~60.7 млн / 8.0 млн</w:t>
             </w:r>
           </w:p>
         </w:tc>
@@ -7244,7 +7244,7 @@
                 <w:color w:val="1E1E1E"/>
                 <w:sz w:val="16"/>
               </w:rPr>
-              <w:t>20 чел.</w:t>
+              <w:t>19 чел.</w:t>
             </w:r>
           </w:p>
         </w:tc>
@@ -7523,7 +7523,7 @@
                 <w:color w:val="1E1E1E"/>
                 <w:sz w:val="16"/>
               </w:rPr>
-              <w:t>ЭтажиИндекс силы: 68.0/100etagi.com</w:t>
+              <w:t>АльянсИндекс силы: 68.0/100alyans-m.ru</w:t>
             </w:r>
           </w:p>
         </w:tc>
@@ -7546,7 +7546,7 @@
                 <w:color w:val="1E1E1E"/>
                 <w:sz w:val="16"/>
               </w:rPr>
-              <w:t>2020 / ИП</w:t>
+              <w:t>2001 / ООО</w:t>
             </w:r>
           </w:p>
         </w:tc>
@@ -7569,7 +7569,7 @@
                 <w:color w:val="1E1E1E"/>
                 <w:sz w:val="16"/>
               </w:rPr>
-              <w:t>~60.7 млн / 8.0 млн</w:t>
+              <w:t>~121.5 млн / 21.9 млн</w:t>
             </w:r>
           </w:p>
         </w:tc>
@@ -7592,7 +7592,7 @@
                 <w:color w:val="1E1E1E"/>
                 <w:sz w:val="16"/>
               </w:rPr>
-              <w:t>19 чел.</w:t>
+              <w:t>49 чел.</w:t>
             </w:r>
           </w:p>
         </w:tc>
@@ -7871,7 +7871,7 @@
                 <w:color w:val="1E1E1E"/>
                 <w:sz w:val="16"/>
               </w:rPr>
-              <w:t>АльянсИндекс силы: 68.0/100alyans-m.ru</w:t>
+              <w:t>ГарантИндекс силы: 68.0/100garant-m.ru</w:t>
             </w:r>
           </w:p>
         </w:tc>
@@ -7894,7 +7894,7 @@
                 <w:color w:val="1E1E1E"/>
                 <w:sz w:val="16"/>
               </w:rPr>
-              <w:t>2001 / ООО</w:t>
+              <w:t>2011 / ИП</w:t>
             </w:r>
           </w:p>
         </w:tc>
@@ -7917,7 +7917,7 @@
                 <w:color w:val="1E1E1E"/>
                 <w:sz w:val="16"/>
               </w:rPr>
-              <w:t>~121.5 млн / 21.9 млн</w:t>
+              <w:t>~71.1 млн / 11.4 млн</w:t>
             </w:r>
           </w:p>
         </w:tc>
@@ -7940,7 +7940,7 @@
                 <w:color w:val="1E1E1E"/>
                 <w:sz w:val="16"/>
               </w:rPr>
-              <w:t>49 чел.</w:t>
+              <w:t>34 чел.</w:t>
             </w:r>
           </w:p>
         </w:tc>
@@ -8219,7 +8219,7 @@
                 <w:color w:val="1E1E1E"/>
                 <w:sz w:val="16"/>
               </w:rPr>
-              <w:t>ГарантИндекс силы: 68.0/100garant-m.ru</w:t>
+              <w:t>Монтера группаИндекс силы: 64.0/100montera.group</w:t>
             </w:r>
           </w:p>
         </w:tc>
@@ -8242,7 +8242,7 @@
                 <w:color w:val="1E1E1E"/>
                 <w:sz w:val="16"/>
               </w:rPr>
-              <w:t>2011 / ИП</w:t>
+              <w:t>2020 / ИП</w:t>
             </w:r>
           </w:p>
         </w:tc>
@@ -8265,7 +8265,7 @@
                 <w:color w:val="1E1E1E"/>
                 <w:sz w:val="16"/>
               </w:rPr>
-              <w:t>~71.1 млн / 11.4 млн</w:t>
+              <w:t>~61.8 млн / 8.2 млн</w:t>
             </w:r>
           </w:p>
         </w:tc>
@@ -8288,7 +8288,7 @@
                 <w:color w:val="1E1E1E"/>
                 <w:sz w:val="16"/>
               </w:rPr>
-              <w:t>34 чел.</w:t>
+              <w:t>19 чел.</w:t>
             </w:r>
           </w:p>
         </w:tc>
@@ -8567,7 +8567,7 @@
                 <w:color w:val="1E1E1E"/>
                 <w:sz w:val="16"/>
               </w:rPr>
-              <w:t>Монтера группаИндекс силы: 64.0/100montera.group</w:t>
+              <w:t>ЦентральноеИндекс силы: 64.0/100centralnoe.ru</w:t>
             </w:r>
           </w:p>
         </w:tc>
@@ -8590,7 +8590,7 @@
                 <w:color w:val="1E1E1E"/>
                 <w:sz w:val="16"/>
               </w:rPr>
-              <w:t>2020 / ИП</w:t>
+              <w:t>2024 / ИП</w:t>
             </w:r>
           </w:p>
         </w:tc>
@@ -8613,7 +8613,7 @@
                 <w:color w:val="1E1E1E"/>
                 <w:sz w:val="16"/>
               </w:rPr>
-              <w:t>~61.8 млн / 8.2 млн</w:t>
+              <w:t>~59.9 млн / 9.8 млн</w:t>
             </w:r>
           </w:p>
         </w:tc>
@@ -8636,7 +8636,7 @@
                 <w:color w:val="1E1E1E"/>
                 <w:sz w:val="16"/>
               </w:rPr>
-              <w:t>19 чел.</w:t>
+              <w:t>17 чел.</w:t>
             </w:r>
           </w:p>
         </w:tc>
@@ -8915,7 +8915,7 @@
                 <w:color w:val="1E1E1E"/>
                 <w:sz w:val="16"/>
               </w:rPr>
-              <w:t>ЦентральноеИндекс силы: 64.0/100centralnoe.ru</w:t>
+              <w:t>На трёх китахИндекс силы: 60.0/1003kita-m.ru</w:t>
             </w:r>
           </w:p>
         </w:tc>
@@ -8938,7 +8938,7 @@
                 <w:color w:val="1E1E1E"/>
                 <w:sz w:val="16"/>
               </w:rPr>
-              <w:t>2024 / ИП</w:t>
+              <w:t>2004 / ООО</w:t>
             </w:r>
           </w:p>
         </w:tc>
@@ -8961,7 +8961,7 @@
                 <w:color w:val="1E1E1E"/>
                 <w:sz w:val="16"/>
               </w:rPr>
-              <w:t>~59.9 млн / 9.8 млн</w:t>
+              <w:t>~168.6 млн / 34.4 млн</w:t>
             </w:r>
           </w:p>
         </w:tc>
@@ -8984,7 +8984,7 @@
                 <w:color w:val="1E1E1E"/>
                 <w:sz w:val="16"/>
               </w:rPr>
-              <w:t>17 чел.</w:t>
+              <w:t>47 чел.</w:t>
             </w:r>
           </w:p>
         </w:tc>
@@ -9263,7 +9263,7 @@
                 <w:color w:val="1E1E1E"/>
                 <w:sz w:val="16"/>
               </w:rPr>
-              <w:t>На трёх китахИндекс силы: 60.0/1003kita-m.ru</w:t>
+              <w:t>Brend RealtyИндекс силы: 60.0/100brend-realty.ru</w:t>
             </w:r>
           </w:p>
         </w:tc>
@@ -9286,7 +9286,7 @@
                 <w:color w:val="1E1E1E"/>
                 <w:sz w:val="16"/>
               </w:rPr>
-              <w:t>2004 / ООО</w:t>
+              <w:t>2022 / ООО</w:t>
             </w:r>
           </w:p>
         </w:tc>
@@ -9309,7 +9309,7 @@
                 <w:color w:val="1E1E1E"/>
                 <w:sz w:val="16"/>
               </w:rPr>
-              <w:t>~168.6 млн / 34.4 млн</w:t>
+              <w:t>~69.6 млн / 10.3 млн</w:t>
             </w:r>
           </w:p>
         </w:tc>
@@ -9332,7 +9332,7 @@
                 <w:color w:val="1E1E1E"/>
                 <w:sz w:val="16"/>
               </w:rPr>
-              <w:t>47 чел.</w:t>
+              <w:t>18 чел.</w:t>
             </w:r>
           </w:p>
         </w:tc>
@@ -9611,7 +9611,7 @@
                 <w:color w:val="1E1E1E"/>
                 <w:sz w:val="16"/>
               </w:rPr>
-              <w:t>Brend RealtyИндекс силы: 60.0/100brend-realty.ru</w:t>
+              <w:t>Квадратный метрИндекс силы: 60.0/100kvadrat-m.ru</w:t>
             </w:r>
           </w:p>
         </w:tc>
@@ -9634,7 +9634,7 @@
                 <w:color w:val="1E1E1E"/>
                 <w:sz w:val="16"/>
               </w:rPr>
-              <w:t>2022 / ООО</w:t>
+              <w:t>2003 / ИП</w:t>
             </w:r>
           </w:p>
         </w:tc>
@@ -9657,7 +9657,7 @@
                 <w:color w:val="1E1E1E"/>
                 <w:sz w:val="16"/>
               </w:rPr>
-              <w:t>~69.6 млн / 10.3 млн</w:t>
+              <w:t>~147.5 млн / 28.9 млн</w:t>
             </w:r>
           </w:p>
         </w:tc>
@@ -9680,7 +9680,7 @@
                 <w:color w:val="1E1E1E"/>
                 <w:sz w:val="16"/>
               </w:rPr>
-              <w:t>18 чел.</w:t>
+              <w:t>48 чел.</w:t>
             </w:r>
           </w:p>
         </w:tc>
@@ -9959,7 +9959,7 @@
                 <w:color w:val="1E1E1E"/>
                 <w:sz w:val="16"/>
               </w:rPr>
-              <w:t>Квадратный метрИндекс силы: 60.0/100kvadrat-m.ru</w:t>
+              <w:t>ТандемИндекс силы: 60.0/100an-tandem.ru</w:t>
             </w:r>
           </w:p>
         </w:tc>
@@ -9982,7 +9982,7 @@
                 <w:color w:val="1E1E1E"/>
                 <w:sz w:val="16"/>
               </w:rPr>
-              <w:t>2003 / ИП</w:t>
+              <w:t>2010 / ООО</w:t>
             </w:r>
           </w:p>
         </w:tc>
@@ -10005,7 +10005,7 @@
                 <w:color w:val="1E1E1E"/>
                 <w:sz w:val="16"/>
               </w:rPr>
-              <w:t>~147.5 млн / 28.9 млн</w:t>
+              <w:t>~65.6 млн / 10.0 млн</w:t>
             </w:r>
           </w:p>
         </w:tc>
@@ -10028,7 +10028,7 @@
                 <w:color w:val="1E1E1E"/>
                 <w:sz w:val="16"/>
               </w:rPr>
-              <w:t>48 чел.</w:t>
+              <w:t>34 чел.</w:t>
             </w:r>
           </w:p>
         </w:tc>
@@ -10307,7 +10307,7 @@
                 <w:color w:val="1E1E1E"/>
                 <w:sz w:val="16"/>
               </w:rPr>
-              <w:t>ТандемИндекс силы: 60.0/100an-tandem.ru</w:t>
+              <w:t>КлючиИндекс силы: 60.0/100kluchi-m.ru</w:t>
             </w:r>
           </w:p>
         </w:tc>
@@ -10330,7 +10330,7 @@
                 <w:color w:val="1E1E1E"/>
                 <w:sz w:val="16"/>
               </w:rPr>
-              <w:t>2010 / ООО</w:t>
+              <w:t>2004 / ООО</w:t>
             </w:r>
           </w:p>
         </w:tc>
@@ -10353,7 +10353,7 @@
                 <w:color w:val="1E1E1E"/>
                 <w:sz w:val="16"/>
               </w:rPr>
-              <w:t>~65.6 млн / 10.0 млн</w:t>
+              <w:t>~188.1 млн / 38.4 млн</w:t>
             </w:r>
           </w:p>
         </w:tc>
@@ -10376,7 +10376,7 @@
                 <w:color w:val="1E1E1E"/>
                 <w:sz w:val="16"/>
               </w:rPr>
-              <w:t>34 чел.</w:t>
+              <w:t>47 чел.</w:t>
             </w:r>
           </w:p>
         </w:tc>
@@ -10655,7 +10655,7 @@
                 <w:color w:val="1E1E1E"/>
                 <w:sz w:val="16"/>
               </w:rPr>
-              <w:t>КлючиИндекс силы: 60.0/100kluchi-m.ru</w:t>
+              <w:t>СтратегияИндекс силы: 60.0/100an-strategia.ru</w:t>
             </w:r>
           </w:p>
         </w:tc>
@@ -10678,7 +10678,7 @@
                 <w:color w:val="1E1E1E"/>
                 <w:sz w:val="16"/>
               </w:rPr>
-              <w:t>2004 / ООО</w:t>
+              <w:t>2022 / ООО</w:t>
             </w:r>
           </w:p>
         </w:tc>
@@ -10701,7 +10701,7 @@
                 <w:color w:val="1E1E1E"/>
                 <w:sz w:val="16"/>
               </w:rPr>
-              <w:t>~188.1 млн / 38.4 млн</w:t>
+              <w:t>~57.8 млн / 8.5 млн</w:t>
             </w:r>
           </w:p>
         </w:tc>
@@ -10724,7 +10724,7 @@
                 <w:color w:val="1E1E1E"/>
                 <w:sz w:val="16"/>
               </w:rPr>
-              <w:t>47 чел.</w:t>
+              <w:t>18 чел.</w:t>
             </w:r>
           </w:p>
         </w:tc>
@@ -11003,7 +11003,7 @@
                 <w:color w:val="1E1E1E"/>
                 <w:sz w:val="16"/>
               </w:rPr>
-              <w:t>СтратегияИндекс силы: 60.0/100an-strategia.ru</w:t>
+              <w:t>Родной домИндекс силы: 60.0/100rodnoydom-m.ru</w:t>
             </w:r>
           </w:p>
         </w:tc>
@@ -11026,7 +11026,7 @@
                 <w:color w:val="1E1E1E"/>
                 <w:sz w:val="16"/>
               </w:rPr>
-              <w:t>2022 / ООО</w:t>
+              <w:t>2012 / ИП</w:t>
             </w:r>
           </w:p>
         </w:tc>
@@ -11049,7 +11049,7 @@
                 <w:color w:val="1E1E1E"/>
                 <w:sz w:val="16"/>
               </w:rPr>
-              <w:t>~57.8 млн / 8.5 млн</w:t>
+              <w:t>~67.9 млн / 11.4 млн</w:t>
             </w:r>
           </w:p>
         </w:tc>
@@ -11072,7 +11072,7 @@
                 <w:color w:val="1E1E1E"/>
                 <w:sz w:val="16"/>
               </w:rPr>
-              <w:t>18 чел.</w:t>
+              <w:t>33 чел.</w:t>
             </w:r>
           </w:p>
         </w:tc>
@@ -11303,354 +11303,6 @@
                 <w:sz w:val="16"/>
               </w:rPr>
               <w:t>Средний (50%)Только ChatGPT</w:t>
-            </w:r>
-          </w:p>
-        </w:tc>
-      </w:tr>
-      <w:tr>
-        <w:tc>
-          <w:tcPr>
-            <w:tcW w:type="dxa" w:w="432"/>
-            <w:shd w:fill="F0F4FA"/>
-            <w:tcMar>
-              <w:top w:w="60" w:type="dxa"/>
-              <w:bottom w:w="60" w:type="dxa"/>
-              <w:left w:w="80" w:type="dxa"/>
-              <w:right w:w="80" w:type="dxa"/>
-            </w:tcMar>
-          </w:tcPr>
-          <w:p>
-            <w:r/>
-            <w:r>
-              <w:rPr>
-                <w:rFonts w:ascii="Arial" w:hAnsi="Arial"/>
-                <w:color w:val="1E1E1E"/>
-                <w:sz w:val="16"/>
-              </w:rPr>
-              <w:t>32</w:t>
-            </w:r>
-          </w:p>
-        </w:tc>
-        <w:tc>
-          <w:tcPr>
-            <w:tcW w:type="dxa" w:w="1728"/>
-            <w:shd w:fill="F0F4FA"/>
-            <w:tcMar>
-              <w:top w:w="60" w:type="dxa"/>
-              <w:bottom w:w="60" w:type="dxa"/>
-              <w:left w:w="80" w:type="dxa"/>
-              <w:right w:w="80" w:type="dxa"/>
-            </w:tcMar>
-          </w:tcPr>
-          <w:p>
-            <w:r/>
-            <w:r>
-              <w:rPr>
-                <w:rFonts w:ascii="Arial" w:hAnsi="Arial"/>
-                <w:b/>
-                <w:color w:val="1E1E1E"/>
-                <w:sz w:val="16"/>
-              </w:rPr>
-              <w:t>Родной домИндекс силы: 60.0/100rodnoydom-m.ru</w:t>
-            </w:r>
-          </w:p>
-        </w:tc>
-        <w:tc>
-          <w:tcPr>
-            <w:tcW w:type="dxa" w:w="648"/>
-            <w:shd w:fill="F0F4FA"/>
-            <w:tcMar>
-              <w:top w:w="60" w:type="dxa"/>
-              <w:bottom w:w="60" w:type="dxa"/>
-              <w:left w:w="80" w:type="dxa"/>
-              <w:right w:w="80" w:type="dxa"/>
-            </w:tcMar>
-          </w:tcPr>
-          <w:p>
-            <w:r/>
-            <w:r>
-              <w:rPr>
-                <w:rFonts w:ascii="Arial" w:hAnsi="Arial"/>
-                <w:color w:val="1E1E1E"/>
-                <w:sz w:val="16"/>
-              </w:rPr>
-              <w:t>2012 / ИП</w:t>
-            </w:r>
-          </w:p>
-        </w:tc>
-        <w:tc>
-          <w:tcPr>
-            <w:tcW w:type="dxa" w:w="648"/>
-            <w:shd w:fill="F0F4FA"/>
-            <w:tcMar>
-              <w:top w:w="60" w:type="dxa"/>
-              <w:bottom w:w="60" w:type="dxa"/>
-              <w:left w:w="80" w:type="dxa"/>
-              <w:right w:w="80" w:type="dxa"/>
-            </w:tcMar>
-          </w:tcPr>
-          <w:p>
-            <w:r/>
-            <w:r>
-              <w:rPr>
-                <w:rFonts w:ascii="Arial" w:hAnsi="Arial"/>
-                <w:color w:val="1E1E1E"/>
-                <w:sz w:val="16"/>
-              </w:rPr>
-              <w:t>~67.9 млн / 11.4 млн</w:t>
-            </w:r>
-          </w:p>
-        </w:tc>
-        <w:tc>
-          <w:tcPr>
-            <w:tcW w:type="dxa" w:w="648"/>
-            <w:shd w:fill="F0F4FA"/>
-            <w:tcMar>
-              <w:top w:w="60" w:type="dxa"/>
-              <w:bottom w:w="60" w:type="dxa"/>
-              <w:left w:w="80" w:type="dxa"/>
-              <w:right w:w="80" w:type="dxa"/>
-            </w:tcMar>
-          </w:tcPr>
-          <w:p>
-            <w:r/>
-            <w:r>
-              <w:rPr>
-                <w:rFonts w:ascii="Arial" w:hAnsi="Arial"/>
-                <w:color w:val="1E1E1E"/>
-                <w:sz w:val="16"/>
-              </w:rPr>
-              <w:t>33 чел.</w:t>
-            </w:r>
-          </w:p>
-        </w:tc>
-        <w:tc>
-          <w:tcPr>
-            <w:tcW w:type="dxa" w:w="1872"/>
-            <w:shd w:fill="F0F4FA"/>
-            <w:tcMar>
-              <w:top w:w="60" w:type="dxa"/>
-              <w:bottom w:w="60" w:type="dxa"/>
-              <w:left w:w="80" w:type="dxa"/>
-              <w:right w:w="80" w:type="dxa"/>
-            </w:tcMar>
-          </w:tcPr>
-          <w:p>
-            <w:r/>
-            <w:r>
-              <w:rPr>
-                <w:rFonts w:ascii="Arial" w:hAnsi="Arial"/>
-                <w:color w:val="1E1E1E"/>
-                <w:sz w:val="16"/>
-              </w:rPr>
-              <w:t>Оказание услуг в нише Недвижимость в г. Магнитогорск</w:t>
-            </w:r>
-          </w:p>
-        </w:tc>
-        <w:tc>
-          <w:tcPr>
-            <w:tcW w:type="dxa" w:w="720"/>
-            <w:shd w:fill="F0F4FA"/>
-            <w:tcMar>
-              <w:top w:w="60" w:type="dxa"/>
-              <w:bottom w:w="60" w:type="dxa"/>
-              <w:left w:w="80" w:type="dxa"/>
-              <w:right w:w="80" w:type="dxa"/>
-            </w:tcMar>
-          </w:tcPr>
-          <w:p>
-            <w:r/>
-            <w:r>
-              <w:rPr>
-                <w:rFonts w:ascii="Arial" w:hAnsi="Arial"/>
-                <w:color w:val="1E1E1E"/>
-                <w:sz w:val="16"/>
-              </w:rPr>
-              <w:t>Комфорт / Бизнес</w:t>
-            </w:r>
-          </w:p>
-        </w:tc>
-        <w:tc>
-          <w:tcPr>
-            <w:tcW w:type="dxa" w:w="720"/>
-            <w:shd w:fill="F0F4FA"/>
-            <w:tcMar>
-              <w:top w:w="60" w:type="dxa"/>
-              <w:bottom w:w="60" w:type="dxa"/>
-              <w:left w:w="80" w:type="dxa"/>
-              <w:right w:w="80" w:type="dxa"/>
-            </w:tcMar>
-          </w:tcPr>
-          <w:p>
-            <w:r/>
-            <w:r>
-              <w:rPr>
-                <w:rFonts w:ascii="Arial" w:hAnsi="Arial"/>
-                <w:color w:val="1E1E1E"/>
-                <w:sz w:val="16"/>
-              </w:rPr>
-              <w:t>Да</w:t>
-            </w:r>
-          </w:p>
-        </w:tc>
-        <w:tc>
-          <w:tcPr>
-            <w:tcW w:type="dxa" w:w="720"/>
-            <w:shd w:fill="F0F4FA"/>
-            <w:tcMar>
-              <w:top w:w="60" w:type="dxa"/>
-              <w:bottom w:w="60" w:type="dxa"/>
-              <w:left w:w="80" w:type="dxa"/>
-              <w:right w:w="80" w:type="dxa"/>
-            </w:tcMar>
-          </w:tcPr>
-          <w:p>
-            <w:r/>
-            <w:r>
-              <w:rPr>
-                <w:rFonts w:ascii="Arial" w:hAnsi="Arial"/>
-                <w:color w:val="1E1E1E"/>
-                <w:sz w:val="16"/>
-              </w:rPr>
-              <w:t>Сдача 2026</w:t>
-            </w:r>
-          </w:p>
-        </w:tc>
-        <w:tc>
-          <w:tcPr>
-            <w:tcW w:type="dxa" w:w="720"/>
-            <w:shd w:fill="F0F4FA"/>
-            <w:tcMar>
-              <w:top w:w="60" w:type="dxa"/>
-              <w:bottom w:w="60" w:type="dxa"/>
-              <w:left w:w="80" w:type="dxa"/>
-              <w:right w:w="80" w:type="dxa"/>
-            </w:tcMar>
-          </w:tcPr>
-          <w:p>
-            <w:r/>
-            <w:r>
-              <w:rPr>
-                <w:rFonts w:ascii="Arial" w:hAnsi="Arial"/>
-                <w:color w:val="1E1E1E"/>
-                <w:sz w:val="16"/>
-              </w:rPr>
-              <w:t>15+ банков</w:t>
-            </w:r>
-          </w:p>
-        </w:tc>
-        <w:tc>
-          <w:tcPr>
-            <w:tcW w:type="dxa" w:w="720"/>
-            <w:shd w:fill="F0F4FA"/>
-            <w:tcMar>
-              <w:top w:w="60" w:type="dxa"/>
-              <w:bottom w:w="60" w:type="dxa"/>
-              <w:left w:w="80" w:type="dxa"/>
-              <w:right w:w="80" w:type="dxa"/>
-            </w:tcMar>
-          </w:tcPr>
-          <w:p>
-            <w:r/>
-            <w:r>
-              <w:rPr>
-                <w:rFonts w:ascii="Arial" w:hAnsi="Arial"/>
-                <w:color w:val="1E1E1E"/>
-                <w:sz w:val="16"/>
-              </w:rPr>
-              <w:t>Есть 3D-тур</w:t>
-            </w:r>
-          </w:p>
-        </w:tc>
-        <w:tc>
-          <w:tcPr>
-            <w:tcW w:type="dxa" w:w="792"/>
-            <w:shd w:fill="F0F4FA"/>
-            <w:tcMar>
-              <w:top w:w="60" w:type="dxa"/>
-              <w:bottom w:w="60" w:type="dxa"/>
-              <w:left w:w="80" w:type="dxa"/>
-              <w:right w:w="80" w:type="dxa"/>
-            </w:tcMar>
-          </w:tcPr>
-          <w:p>
-            <w:r/>
-            <w:r>
-              <w:rPr>
-                <w:rFonts w:ascii="Arial" w:hAnsi="Arial"/>
-                <w:color w:val="1E1E1E"/>
-                <w:sz w:val="16"/>
-              </w:rPr>
-              <w:t>NPS: Нейтральный(4.0★)</w:t>
-            </w:r>
-          </w:p>
-        </w:tc>
-        <w:tc>
-          <w:tcPr>
-            <w:tcW w:type="dxa" w:w="936"/>
-            <w:shd w:fill="F0F4FA"/>
-            <w:tcMar>
-              <w:top w:w="60" w:type="dxa"/>
-              <w:bottom w:w="60" w:type="dxa"/>
-              <w:left w:w="80" w:type="dxa"/>
-              <w:right w:w="80" w:type="dxa"/>
-            </w:tcMar>
-          </w:tcPr>
-          <w:p>
-            <w:r/>
-            <w:r>
-              <w:rPr>
-                <w:rFonts w:ascii="Arial" w:hAnsi="Arial"/>
-                <w:color w:val="1E1E1E"/>
-                <w:sz w:val="16"/>
-              </w:rPr>
-              <w:t>Звонок ➔ Расчет❌ Нет сопутствующих продуктов</w:t>
-            </w:r>
-          </w:p>
-        </w:tc>
-        <w:tc>
-          <w:tcPr>
-            <w:tcW w:type="dxa" w:w="1728"/>
-            <w:shd w:fill="F0F4FA"/>
-            <w:tcMar>
-              <w:top w:w="60" w:type="dxa"/>
-              <w:bottom w:w="60" w:type="dxa"/>
-              <w:left w:w="80" w:type="dxa"/>
-              <w:right w:w="80" w:type="dxa"/>
-            </w:tcMar>
-          </w:tcPr>
-          <w:p>
-            <w:r/>
-            <w:r>
-              <w:rPr>
-                <w:rFonts w:ascii="Arial" w:hAnsi="Arial"/>
-                <w:color w:val="1E1E1E"/>
-                <w:sz w:val="16"/>
-              </w:rPr>
-              <w:t>ИИ-бот по подбору ЖК в WhatsApp</w:t>
-            </w:r>
-          </w:p>
-        </w:tc>
-        <w:tc>
-          <w:tcPr>
-            <w:tcW w:type="dxa" w:w="1296"/>
-            <w:shd w:fill="F0F4FA"/>
-            <w:tcMar>
-              <w:top w:w="60" w:type="dxa"/>
-              <w:bottom w:w="60" w:type="dxa"/>
-              <w:left w:w="80" w:type="dxa"/>
-              <w:right w:w="80" w:type="dxa"/>
-            </w:tcMar>
-          </w:tcPr>
-          <w:p>
-            <w:r/>
-            <w:r>
-              <w:rPr>
-                <w:rFonts w:ascii="Arial" w:hAnsi="Arial"/>
-                <w:color w:val="1E1E1E"/>
-                <w:sz w:val="16"/>
-              </w:rPr>
-              <w:t>Низкий (15%)Не упоминается</w:t>
             </w:r>
           </w:p>
         </w:tc>
@@ -12226,7 +11878,7 @@
                 <w:color w:val="1E1E1E"/>
                 <w:sz w:val="16"/>
               </w:rPr>
-              <w:t>Владис</w:t>
+              <w:t>Самолет Плюс</w:t>
             </w:r>
           </w:p>
         </w:tc>
@@ -12390,7 +12042,7 @@
                 <w:color w:val="1E1E1E"/>
                 <w:sz w:val="16"/>
               </w:rPr>
-              <w:t>Самолет Плюс</w:t>
+              <w:t>Премьера</w:t>
             </w:r>
           </w:p>
         </w:tc>
@@ -12554,7 +12206,7 @@
                 <w:color w:val="1E1E1E"/>
                 <w:sz w:val="16"/>
               </w:rPr>
-              <w:t>Премьера</w:t>
+              <w:t>Статус-М</w:t>
             </w:r>
           </w:p>
         </w:tc>
@@ -16406,7 +16058,7 @@
                 <w:color w:val="1E1E1E"/>
                 <w:sz w:val="16"/>
               </w:rPr>
-              <w:t>Владис</w:t>
+              <w:t>Самолет Плюс</w:t>
             </w:r>
           </w:p>
         </w:tc>
@@ -16453,7 +16105,7 @@
                 <w:color w:val="1E1E1E"/>
                 <w:sz w:val="16"/>
               </w:rPr>
-              <w:t>TG (По запросу)</w:t>
+              <w:t>❌ Нет</w:t>
             </w:r>
           </w:p>
         </w:tc>
@@ -16499,7 +16151,7 @@
                 <w:color w:val="1E1E1E"/>
                 <w:sz w:val="16"/>
               </w:rPr>
-              <w:t>3.5/5.0</w:t>
+              <w:t>Нет активности</w:t>
             </w:r>
           </w:p>
         </w:tc>
@@ -16522,7 +16174,7 @@
                 <w:color w:val="1E1E1E"/>
                 <w:sz w:val="16"/>
               </w:rPr>
-              <w:t>Стандартный</w:t>
+              <w:t>Отсутствует</w:t>
             </w:r>
           </w:p>
         </w:tc>
@@ -16545,7 +16197,7 @@
                 <w:color w:val="1E1E1E"/>
                 <w:sz w:val="16"/>
               </w:rPr>
-              <w:t>Удовлетворительно</w:t>
+              <w:t>Нет публикаций</w:t>
             </w:r>
           </w:p>
         </w:tc>
@@ -16570,7 +16222,7 @@
                 <w:color w:val="1E1E1E"/>
                 <w:sz w:val="16"/>
               </w:rPr>
-              <w:t>Самолет Плюс</w:t>
+              <w:t>Премьера</w:t>
             </w:r>
           </w:p>
         </w:tc>
@@ -16734,7 +16386,7 @@
                 <w:color w:val="1E1E1E"/>
                 <w:sz w:val="16"/>
               </w:rPr>
-              <w:t>Премьера</w:t>
+              <w:t>Статус-М</w:t>
             </w:r>
           </w:p>
         </w:tc>
